--- a/docx/ECO-07.docx
+++ b/docx/ECO-07.docx
@@ -15,7 +15,7 @@
         <w:pStyle w:val="Heading1"/>
       </w:pPr>
       <w:r>
-        <w:t>LEY QUE MODIFICA LA LEY 29440 PARA PROMOVER EL ACCESO ABIERTO, LA INTEROPERABILIDAD Y LA TRANSPARENCIA DE COMISIONES EN LOS SERVICIOS DE PAGO MINORISTAS</w:t>
+        <w:t>LEY QUE MODIFICA LA LEY 29440, LEY DE LOS SISTEMAS DE PAGOS Y DE LIQUIDACIÓN DE VALORES, PARA INCORPORAR EL SERVICIO DE INICIACIÓN DE PAGOS, REFORZAR LA PREVENCIÓN DEL FRAUDE Y LA TRANSPARENCIA DE COMISIONES A COMERCIOS EN LOS PAGOS MINORISTAS</w:t>
       </w:r>
     </w:p>
     <w:p>
@@ -44,7 +44,7 @@
         <w:rPr>
           <w:b/>
         </w:rPr>
-        <w:t>LEY QUE MODIFICA LA LEY 29440 PARA PROMOVER EL ACCESO ABIERTO, LA INTEROPERABILIDAD Y LA TRANSPARENCIA DE COMISIONES EN LOS SERVICIOS DE PAGO MINORISTAS</w:t>
+        <w:t>LEY QUE MODIFICA LA LEY 29440, LEY DE LOS SISTEMAS DE PAGOS Y DE LIQUIDACIÓN DE VALORES, PARA INCORPORAR EL SERVICIO DE INICIACIÓN DE PAGOS, REFORZAR LA PREVENCIÓN DEL FRAUDE Y LA TRANSPARENCIA DE COMISIONES A COMERCIOS EN LOS PAGOS MINORISTAS</w:t>
       </w:r>
     </w:p>
     <w:p>
@@ -59,7 +59,7 @@
         <w:br/>
       </w:r>
       <w:r>
-        <w:t>La presente ley tiene por objeto modificar la Ley 29440, Ley de los Sistemas de Pagos y de Liquidación de Valores, para incorporar principios que promuevan la competencia, el acceso abierto, la interoperabilidad y la transparencia en los servicios de pago minoristas.</w:t>
+        <w:t>La presente ley tiene por objeto modificar la Ley 29440, Ley de los Sistemas de Pagos y de Liquidación de Valores, para incorporar el servicio de iniciación de pagos, reforzar la prevención del fraude en los pagos minoristas interoperables y la transparencia de las comisiones a comercios, así como promover la libre elección de proveedores de aceptación de pagos.</w:t>
       </w:r>
     </w:p>
     <w:p>
@@ -70,11 +70,17 @@
         <w:rPr>
           <w:b/>
         </w:rPr>
-        <w:t>Artículo 2. Incorporación de principios</w:t>
+        <w:t>Artículo 2. Incorporación del inciso cc) en el artículo 3 de la Ley 29440</w:t>
         <w:br/>
       </w:r>
       <w:r>
-        <w:t>Incorpórase en la Ley 29440 un artículo con el siguiente texto: "Principios de los servicios de pago minoristas. La regulación de los servicios de pago minoristas se orienta por los principios de: a) interoperabilidad entre proveedores de cuentas y de dinero electrónico; b) acceso no discriminatorio y proporcional al riesgo de proveedores no bancarios a las infraestructuras de pago; c) neutralidad tecnológica; d) seguridad y gestión de riesgos; y e) transparencia de precios para usuarios y comercios. El Banco Central de Reserva del Perú desarrolla estos principios en ejercicio de sus atribuciones constitucionales."</w:t>
+        <w:t>Se incorpora el inciso cc) en el artículo 3 de la Ley 29440, Ley de los Sistemas de Pagos y de Liquidación de Valores, en los siguientes términos:</w:t>
+        <w:br/>
+        <w:t>«Artículo 3.- Definiciones</w:t>
+        <w:br/>
+        <w:t>(…)</w:t>
+        <w:br/>
+        <w:t>cc) Servicio de Iniciación de Pagos: Servicio de Pago que permite, a solicitud y con autorización expresa del ordenante, ordenar una transferencia de fondos desde una cuenta que este mantiene en otro Proveedor de Servicios de Pagos, sin que el iniciador entre en posesión de los fondos.»</w:t>
       </w:r>
     </w:p>
     <w:p>
@@ -85,11 +91,19 @@
         <w:rPr>
           <w:b/>
         </w:rPr>
-        <w:t>Artículo 3. Iniciación de pagos</w:t>
+        <w:t>Artículo 3. Incorporación de los incisos s) y t) en el artículo 10 de la Ley 29440</w:t>
         <w:br/>
       </w:r>
       <w:r>
-        <w:t>Incorpórase en la Ley 29440 un artículo con el siguiente texto: "Servicio de iniciación de pagos. Es el servicio que permite, a solicitud y con autorización expresa del pagador, ordenar un pago desde su cuenta mantenida en otro proveedor. El Banco Central de Reserva del Perú establece los requisitos para prestar este servicio y para que los proveedores de cuentas permitan el acceso, en condiciones seguras y no discriminatorias."</w:t>
+        <w:t>Se incorporan los incisos s) y t) en el artículo 10 de la Ley 29440, Ley de los Sistemas de Pagos y de Liquidación de Valores, en los siguientes términos:</w:t>
+        <w:br/>
+        <w:t>«Artículo 10.- Órgano rector del Sistema Nacional de Pagos</w:t>
+        <w:br/>
+        <w:t>(…)</w:t>
+        <w:br/>
+        <w:t>s) Establecer los estándares técnicos de interoperabilidad, seguridad y acceso aplicables al Servicio de Iniciación de Pagos y las condiciones en que los Proveedores de Servicios de Pagos que mantienen cuentas deben permitir dicho acceso, en forma proporcional al riesgo y no discriminatoria. Los estándares incluyen la autenticación reforzada del ordenante ante el proveedor de la cuenta para cada orden iniciada por un tercero, la confirmación del nombre del beneficiario previa al pago, límites y alertas para operaciones atípicas y el intercambio de información entre proveedores sobre cuentas vinculadas a fraude, con las salvaguardas de protección de datos personales. El registro y la supervisión de conducta de los iniciadores de pago que no sean empresas supervisadas corresponden a la Superintendencia de Banca, Seguros y AFP, con la cual el Banco Central coordina un procedimiento único de ingreso.</w:t>
+        <w:br/>
+        <w:t>t) Exigir a los adquirentes, facilitadores de pago y proveedores de pagos con código QR la publicación, en formato comparable, de las comisiones y cargos totales que cobran a los comercios por tipo de Instrumento de Pago y segmento de comercio, así como consolidar y publicar periódicamente dicha información.»</w:t>
       </w:r>
     </w:p>
     <w:p>
@@ -100,11 +114,11 @@
         <w:rPr>
           <w:b/>
         </w:rPr>
-        <w:t>Artículo 4. Transparencia de comisiones a comercios</w:t>
+        <w:t>Artículo 4. Responsabilidad ante órdenes no autorizadas</w:t>
         <w:br/>
       </w:r>
       <w:r>
-        <w:t>Los adquirentes, facilitadores de pago y proveedores de pagos con código QR publican en su portal institucional, en formato comparable, las comisiones y cargos totales que cobran a los comercios por tipo de instrumento de pago y segmento de comercio. El Banco Central de Reserva del Perú consolida y publica periódicamente dicha información.</w:t>
+        <w:t>Ante una orden de pago no autorizada iniciada a través de un Servicio de Iniciación de Pagos, el proveedor que mantiene la cuenta reembolsa al ordenante en el plazo que establezca la regulación aplicable y puede repetir contra el iniciador responsable. Corresponde al iniciador acreditar que la orden fue autenticada y autorizada por el ordenante. El intercambio de información sobre cuentas vinculadas a fraude previsto en el inciso s) del artículo 10 de la Ley 29440 constituye tratamiento de datos autorizado por ley para efectos de la Ley 29733, Ley de Protección de Datos Personales, limitado a la prevención del fraude.</w:t>
       </w:r>
     </w:p>
     <w:p>
@@ -115,11 +129,15 @@
         <w:rPr>
           <w:b/>
         </w:rPr>
-        <w:t>Artículo 5. Portabilidad del comercio</w:t>
+        <w:t>Artículo 5. Libre elección de proveedores de aceptación de pagos</w:t>
         <w:br/>
       </w:r>
       <w:r>
-        <w:t>Los contratos de afiliación de comercios a servicios de aceptación de pagos no pueden contener cláusulas de exclusividad que impidan aceptar instrumentos de otros proveedores, ni penalidades desproporcionadas por resolución anticipada, conforme a lo que establezca el Banco Central de Reserva del Perú.</w:t>
+        <w:t>5.1 Los contratos de afiliación de comercios a servicios de aceptación de pagos celebrados, renovados o prorrogados a partir de la entrada en vigor de la presente ley no pueden contener cláusulas de exclusividad que impidan al comercio aceptar Instrumentos de Pago de otros proveedores, ni penalidades por resolución anticipada que excedan el costo no amortizado del equipamiento entregado al comercio.</w:t>
+        <w:br/>
+        <w:t>5.2 Las cláusulas que contravengan el numeral 5.1 son nulas de pleno derecho.</w:t>
+        <w:br/>
+        <w:t>5.3 El incumplimiento del deber de información de comisiones frente a microempresas es sancionable por el INDECOPI conforme al numeral 1.2 del artículo IV del Título Preliminar de la Ley 29571, Código de Protección y Defensa del Consumidor, sin perjuicio de la competencia del Banco Central de Reserva del Perú respecto de los proveedores bajo su regulación y de la aplicación del Decreto Legislativo 1034, Ley de Represión de Conductas Anticompetitivas.</w:t>
       </w:r>
     </w:p>
     <w:p>
@@ -134,7 +152,7 @@
         <w:br/>
       </w:r>
       <w:r>
-        <w:t>El Banco Central de Reserva del Perú, la SBS y el INDECOPI coordinan sus actuaciones en materia de pagos minoristas, finanzas abiertas y protección del consumidor, mediante convenio de cooperación.</w:t>
+        <w:t>El Banco Central de Reserva del Perú, la Superintendencia de Banca, Seguros y AFP y el INDECOPI coordinan sus actuaciones en materia de pagos minoristas, finanzas abiertas y protección del consumidor, en el marco de sus respectivas competencias legales, sin que un mismo hecho, con identidad de sujeto y fundamento, sea sancionado por más de una autoridad.</w:t>
       </w:r>
     </w:p>
     <w:p>
@@ -164,7 +182,7 @@
         <w:br/>
       </w:r>
       <w:r>
-        <w:t>El Banco Central de Reserva del Perú adecúa su normativa a la presente ley en el plazo que estime pertinente en ejercicio de su autonomía, informando a la comisión competente del Congreso dentro del primer año de vigencia.</w:t>
+        <w:t>Adecuación normativa. El Banco Central de Reserva del Perú, en ejercicio de su autonomía, adecúa su normativa a la presente ley e informa sobre ello, conforme a su Ley Orgánica, a las comisiones ordinarias competentes en economía de la Cámara de Diputados y del Senado dentro del primer año de vigencia.</w:t>
       </w:r>
     </w:p>
     <w:p>
@@ -179,7 +197,7 @@
         <w:br/>
       </w:r>
       <w:r>
-        <w:t>La obligación del artículo 4 es exigible a los ciento ochenta días calendario de la entrada en vigencia de la presente ley.</w:t>
+        <w:t>Exigibilidad de la transparencia de comisiones. La publicación de comisiones a que se refiere el inciso t) del artículo 10 de la Ley 29440 es exigible a los ciento ochenta días calendario de la entrada en vigor de la presente ley, sin perjuicio de las normas de transparencia de la Ley 28587 y de la Superintendencia de Banca, Seguros y AFP.</w:t>
       </w:r>
     </w:p>
     <w:p>
@@ -213,7 +231,7 @@
         <w:jc w:val="both"/>
       </w:pPr>
       <w:r>
-        <w:t>Por regulación del Banco Central de Reserva del Perú (Circular 0024-2022-BCRP, Reglamento de Interoperabilidad de los Servicios de Pago) las principales billeteras digitales del país ya interoperan: según la revista Moneda del BCRP, la fase 3, que conectó cuentas de depósito con cuentas de dinero electrónico, inició en diciembre de 2023, y una fase 4 que permitiría el ingreso de fintech y otros proveedores mediante iniciación de pagos se encontraba en diseño. Este avance descansa en la potestad reglamentaria del BCRP. La Ley 29440 regula los sistemas de pagos, pero no consagra expresamente los principios de acceso no discriminatorio de nuevos proveedores a las infraestructuras ni la iniciación de pagos como servicio, lo que puede generar incertidumbre en la transición. Para los comercios, especialmente MYPE, las comisiones por aceptar pagos digitales (tarjetas, QR) no siempre son comparables, lo que dificulta elegir proveedor. La Directiva europea PSD2 y la Ley Fintec chilena dieron rango legal a la iniciación de pagos y al acceso de terceros. Una modificación acotada de la Ley 29440 daría estabilidad a la política del BCRP sin interferir en su autonomía.</w:t>
+        <w:t>Por regulación del Banco Central de Reserva del Perú (Circular 0024-2022-BCRP, Reglamento de Interoperabilidad de los Servicios de Pago) las principales billeteras digitales del país ya interoperan: según la revista Moneda del BCRP, la fase 3, que conectó cuentas de depósito con cuentas de dinero electrónico, inició en diciembre de 2023, y una fase 4 que permitiría el ingreso de fintech y otros proveedores mediante iniciación de pagos se encontraba en diseño. El Decreto Legislativo 1665 (setiembre de 2024) fortaleció la Ley 29440: definió el Sistema Nacional de Pagos, los servicios y proveedores de servicios de pago, y amplió las atribuciones del BCRP para regular licencias, interoperabilidad y lineamientos de tarifas. Sin embargo, la ley no define la iniciación de pagos como servicio, no reparte expresamente las competencias entre el BCRP (estándares técnicos) y la SBS (registro y conducta de los iniciadores), ni ordena salvaguardas legales frente al fraude por pagos inmediatos inducidos (estafas por QR o transferencias), que crecen con la interoperabilidad. Para los comercios, especialmente MYPE, las comisiones por aceptar pagos digitales no siempre son comparables, y algunos contratos de afiliación incluyen exclusividades. La Directiva europea PSD2 y la Ley Fintec chilena dieron rango legal a la iniciación de pagos y al acceso de terceros.</w:t>
       </w:r>
     </w:p>
     <w:p>
@@ -229,7 +247,7 @@
         <w:jc w:val="both"/>
       </w:pPr>
       <w:r>
-        <w:t>Incorporar en la Ley 29440 principios de acceso, interoperabilidad, iniciación de pagos y transparencia de comisiones en pagos minoristas.</w:t>
+        <w:t>Incorporar en la Ley 29440 el servicio de iniciación de pagos y atribuciones específicas del BCRP en seguridad antifraude y transparencia de comisiones, y regular la no exclusividad en la afiliación de comercios.</w:t>
       </w:r>
     </w:p>
     <w:p>
@@ -245,7 +263,7 @@
         <w:jc w:val="both"/>
       </w:pPr>
       <w:r>
-        <w:t>No genera gasto público. Los costos recaen en los proveedores de pagos (publicación de tarifas, adecuación técnica para la iniciación de pagos), compensados por la ampliación del mercado. Los beneficios son mayor competencia en comisiones a comercios, menores costos de aceptación para MYPE y entrada de nuevos proveedores. La ley es deferente con la autonomía del BCRP (art. 84 de la Constitución): fija principios y deja el desarrollo técnico y el calendario al Banco Central, de modo que consolida, sin sustituir, su política de interoperabilidad.</w:t>
+        <w:t>No genera gasto público: el BCRP, la SBS y el INDECOPI actúan con su presupuesto. Los costos recaen en los proveedores de pagos (publicación de tarifas, adecuación técnica, confirmación de beneficiario y monitoreo transaccional), moderados frente a las pérdidas crecientes por fraude en pagos inmediatos. Los beneficios son mayor competencia en comisiones a comercios, menores costos de búsqueda para MYPE, entrada ordenada de iniciadores de pago con un procedimiento único de ingreso y una regla clara de reembolso al usuario. La ley es deferente con la autonomía del BCRP (art. 84 de la Constitución) y con el DL 1665: añade solo lo que la Ley 29440 no prevé. La prohibición de exclusividad rige solo para contratos futuros, conforme al art. 62 de la Constitución.</w:t>
       </w:r>
     </w:p>
     <w:p>
@@ -261,7 +279,7 @@
         <w:jc w:val="both"/>
       </w:pPr>
       <w:r>
-        <w:t>Modifica la Ley 29440 mediante la incorporación de artículos. Complementa la Circular 0024-2022-BCRP. No deroga normas.</w:t>
+        <w:t>Modifica la Ley 29440 (texto modificado por el Decreto Legislativo 1665): incorpora el inciso cc) del artículo 3 y los incisos s) y t) del artículo 10 (verificar en SPIJ que no existan incorporaciones posteriores a setiembre de 2024 con la misma letra). Complementa la Ley 29571, la Ley 28587, la Ley 29733, la Ley 29985 y el Decreto Legislativo 1034; concordante con la Ley Orgánica del BCRP (Decreto Ley 26123). El registro y la conducta de iniciadores se rige por la propuesta ECO-06 o, en su defecto, por la Ley 26702. No deroga normas.</w:t>
       </w:r>
     </w:p>
     <w:p>
@@ -277,7 +295,7 @@
         <w:jc w:val="both"/>
       </w:pPr>
       <w:r>
-        <w:t>Por verificar en SPLEY.</w:t>
+        <w:t>Según la revisión normativa (SPLEY): Proyecto 04975/2022-CR, que habilita a las billeteras digitales para recibir pagos de haberes (publicado); Proyectos 13240/2025-CR y 13494/2025-CR, sobre funciones de aceptación y validación de transferencias en billeteras digitales (en comisión).</w:t>
       </w:r>
     </w:p>
     <w:p>
@@ -294,6 +312,166 @@
       </w:pPr>
       <w:r>
         <w:t>Al 2031, publicación periódica por el BCRP de comisiones comparables a comercios y servicio de iniciación de pagos regulado y operativo con proveedores no bancarios.</w:t>
+      </w:r>
+    </w:p>
+    <w:p>
+      <w:pPr>
+        <w:pStyle w:val="Heading2"/>
+      </w:pPr>
+      <w:r>
+        <w:t>Normas que modifica y entidades implicadas</w:t>
+      </w:r>
+    </w:p>
+    <w:p>
+      <w:pPr>
+        <w:pStyle w:val="ListBullet"/>
+      </w:pPr>
+      <w:r>
+        <w:t>Ley 29440, Ley de los Sistemas de Pagos y de Liquidación de Valores, art. 3 inc. cc) — incorpora</w:t>
+      </w:r>
+    </w:p>
+    <w:p>
+      <w:pPr>
+        <w:pStyle w:val="ListBullet"/>
+      </w:pPr>
+      <w:r>
+        <w:t>Ley 29440, Ley de los Sistemas de Pagos y de Liquidación de Valores, art. 10 incs. s) y t) — incorpora</w:t>
+      </w:r>
+    </w:p>
+    <w:p>
+      <w:pPr>
+        <w:pStyle w:val="ListBullet"/>
+      </w:pPr>
+      <w:r>
+        <w:t>Ley 29571, Código de Protección y Defensa del Consumidor, art. IV.1.2 TP — complementa</w:t>
+      </w:r>
+    </w:p>
+    <w:p>
+      <w:pPr>
+        <w:pStyle w:val="ListBullet"/>
+      </w:pPr>
+      <w:r>
+        <w:t>Ley 29733, Ley de Protección de Datos Personales, tratamiento autorizado por ley (prevención del fraude) — complementa</w:t>
+      </w:r>
+    </w:p>
+    <w:p>
+      <w:pPr>
+        <w:pStyle w:val="ListBullet"/>
+      </w:pPr>
+      <w:r>
+        <w:t>Decreto Legislativo 1034, concordancia — complementa</w:t>
+      </w:r>
+    </w:p>
+    <w:p>
+      <w:pPr>
+        <w:pStyle w:val="ListBullet"/>
+      </w:pPr>
+      <w:r>
+        <w:t>BCRP (rectora): Fija estándares técnicos de iniciación de pagos y antifraude (art. 10.s), exige y consolida la publicación de comisiones (art. 10.t) e informa a ambas cámaras (DCF Primera).</w:t>
+      </w:r>
+    </w:p>
+    <w:p>
+      <w:pPr>
+        <w:pStyle w:val="ListBullet"/>
+      </w:pPr>
+      <w:r>
+        <w:t>SBS (supervisora): Registra y supervisa la conducta de iniciadores de pago no supervisados y coordina el procedimiento único de ingreso (art. 10.s).</w:t>
+      </w:r>
+    </w:p>
+    <w:p>
+      <w:pPr>
+        <w:pStyle w:val="ListBullet"/>
+      </w:pPr>
+      <w:r>
+        <w:t>INDECOPI (sancionadora): Sanciona la falta de información de comisiones a microempresas y aplica el DL 1034 (art. 5.3).</w:t>
+      </w:r>
+    </w:p>
+    <w:p>
+      <w:pPr>
+        <w:pStyle w:val="ListBullet"/>
+      </w:pPr>
+      <w:r>
+        <w:t>UIF-Perú (consultiva): Usa la información sobre cuentas vinculadas a fraude en el marco de sus competencias (art. 10.s).</w:t>
+      </w:r>
+    </w:p>
+    <w:p>
+      <w:pPr>
+        <w:pStyle w:val="Heading2"/>
+      </w:pPr>
+      <w:r>
+        <w:t>Impacto económico estimado (referencial)</w:t>
+      </w:r>
+    </w:p>
+    <w:p>
+      <w:pPr>
+        <w:pStyle w:val="ListBullet"/>
+      </w:pPr>
+      <w:r>
+        <w:t>Tipo: neutro</w:t>
+      </w:r>
+    </w:p>
+    <w:p>
+      <w:pPr>
+        <w:pStyle w:val="ListBullet"/>
+      </w:pPr>
+      <w:r>
+        <w:t>Costo para el Estado: S/ 0 adicional</w:t>
+      </w:r>
+    </w:p>
+    <w:p>
+      <w:pPr>
+        <w:pStyle w:val="ListBullet"/>
+      </w:pPr>
+      <w:r>
+        <w:t>Financiamiento: Presupuesto institucional del BCRP, la SBS y el INDECOPI, sin demandar recursos adicionales al Tesoro.</w:t>
+      </w:r>
+    </w:p>
+    <w:p>
+      <w:pPr>
+        <w:pStyle w:val="ListBullet"/>
+      </w:pPr>
+      <w:r>
+        <w:t>Supuestos: El BCRP ya consolida información de pagos y regula tarifas (art. 10 inc. l Ley 29440); la SBS e INDECOPI actúan con su estructura.</w:t>
+      </w:r>
+    </w:p>
+    <w:p>
+      <w:pPr>
+        <w:pStyle w:val="ListBullet"/>
+      </w:pPr>
+      <w:r>
+        <w:t>Beneficio para el Estado: Menor carga de denuncias por fraude en pagos inmediatos; reparto claro de competencias entre reguladores.</w:t>
+      </w:r>
+    </w:p>
+    <w:p>
+      <w:pPr>
+        <w:pStyle w:val="ListBullet"/>
+      </w:pPr>
+      <w:r>
+        <w:t>Beneficio para la sociedad: Menores costos de aceptación para MYPE por comparabilidad de comisiones; menor pérdida por fraude. No cuantificable con información pública.</w:t>
+      </w:r>
+    </w:p>
+    <w:p>
+      <w:pPr>
+        <w:pStyle w:val="ListBullet"/>
+      </w:pPr>
+      <w:r>
+        <w:t>Inversión privada: Inversión de proveedores en confirmación de beneficiario, monitoreo y APIs de iniciación; monto no estimable.</w:t>
+      </w:r>
+    </w:p>
+    <w:p>
+      <w:pPr>
+        <w:pStyle w:val="ListBullet"/>
+      </w:pPr>
+      <w:r>
+        <w:t>Costo para privados: Publicación de tarifas, adecuación técnica, confirmación de beneficiario y monitoreo transaccional; reembolsos por órdenes no autorizadas con derecho de repetición.</w:t>
+      </w:r>
+    </w:p>
+    <w:p>
+      <w:pPr>
+        <w:pStyle w:val="ListBullet"/>
+      </w:pPr>
+      <w:r>
+        <w:t>Riesgos: Mayor superficie de fraude por apertura; colisión de letras si la Ley 29440 fue modificada después de 2024; doble habilitación si BCRP y SBS no coordinan.</w:t>
       </w:r>
     </w:p>
     <w:p>
@@ -339,6 +517,38 @@
       </w:pPr>
       <w:r>
         <w:t>Ley 29571, Código de Protección y Defensa del Consumidor — https://www.leyes.congreso.gob.pe/Documentos/Leyes/29571.pdf</w:t>
+      </w:r>
+    </w:p>
+    <w:p>
+      <w:pPr>
+        <w:pStyle w:val="ListBullet"/>
+      </w:pPr>
+      <w:r>
+        <w:t>Decreto Legislativo 1665, que modifica la Ley 29440 — https://img.lpderecho.pe/wp-content/uploads/2024/09/Decreto-Legislativo-1665-LPDerecho.pdf</w:t>
+      </w:r>
+    </w:p>
+    <w:p>
+      <w:pPr>
+        <w:pStyle w:val="ListBullet"/>
+      </w:pPr>
+      <w:r>
+        <w:t>Ley 29985, Ley que regula las características básicas del dinero electrónico como instrumento de inclusión financiera — https://www.leyes.congreso.gob.pe/Documentos/Leyes/29985.pdf</w:t>
+      </w:r>
+    </w:p>
+    <w:p>
+      <w:pPr>
+        <w:pStyle w:val="ListBullet"/>
+      </w:pPr>
+      <w:r>
+        <w:t>Ley 28587, Ley complementaria a la Ley de Protección al Consumidor en materia de servicios financieros — https://www.leyes.congreso.gob.pe/Documentos/Leyes/28587.pdf</w:t>
+      </w:r>
+    </w:p>
+    <w:p>
+      <w:pPr>
+        <w:pStyle w:val="ListBullet"/>
+      </w:pPr>
+      <w:r>
+        <w:t>Decreto Legislativo 1034, Ley de Represión de Conductas Anticompetitivas — https://www.leyes.congreso.gob.pe/Documentos/DecretosLegislativos/01034.pdf</w:t>
       </w:r>
     </w:p>
     <w:p>
